--- a/contractor_report/болванки (шаблоны не вырезать только копировать)/Сибитек_Ежедневный отчёт СК за 02.08.2025г.docx
+++ b/contractor_report/болванки (шаблоны не вырезать только копировать)/Сибитек_Ежедневный отчёт СК за 02.08.2025г.docx
@@ -20,79 +20,7 @@
           <w:sz w:val="20"/>
           <w:szCs w:val="20"/>
         </w:rPr>
-        <w:t>Отчёт строительного контроля по подрядчику</w:t>
-      </w:r>
-      <w:r>
-        <w:rPr>
-          <w:rFonts w:ascii="Times New Roman" w:hAnsi="Times New Roman" w:cs="Times New Roman"/>
-          <w:b/>
-          <w:sz w:val="20"/>
-          <w:szCs w:val="20"/>
-        </w:rPr>
-        <w:t xml:space="preserve"> </w:t>
-      </w:r>
-      <w:r>
-        <w:rPr>
-          <w:rFonts w:ascii="Times New Roman" w:hAnsi="Times New Roman"/>
-          <w:b/>
-          <w:sz w:val="20"/>
-          <w:szCs w:val="20"/>
-        </w:rPr>
-        <w:t>АО</w:t>
-      </w:r>
-      <w:r>
-        <w:rPr>
-          <w:rFonts w:ascii="Times New Roman" w:hAnsi="Times New Roman"/>
-          <w:b/>
-          <w:sz w:val="20"/>
-          <w:szCs w:val="20"/>
-        </w:rPr>
-        <w:t xml:space="preserve"> «</w:t>
-      </w:r>
-      <w:r>
-        <w:rPr>
-          <w:rFonts w:ascii="Times New Roman" w:hAnsi="Times New Roman"/>
-          <w:b/>
-          <w:sz w:val="20"/>
-          <w:szCs w:val="20"/>
-        </w:rPr>
-        <w:t>Сибитек</w:t>
-      </w:r>
-      <w:r>
-        <w:rPr>
-          <w:rFonts w:ascii="Times New Roman" w:hAnsi="Times New Roman"/>
-          <w:b/>
-          <w:sz w:val="20"/>
-          <w:szCs w:val="20"/>
-        </w:rPr>
-        <w:t xml:space="preserve">» </w:t>
-      </w:r>
-      <w:r>
-        <w:rPr>
-          <w:rFonts w:ascii="Times New Roman" w:hAnsi="Times New Roman" w:cs="Times New Roman"/>
-          <w:b/>
-          <w:sz w:val="20"/>
-          <w:szCs w:val="20"/>
-        </w:rPr>
-        <w:t>за</w:t>
-      </w:r>
-      <w:r>
-        <w:rPr>
-          <w:rFonts w:ascii="Times New Roman" w:hAnsi="Times New Roman" w:cs="Times New Roman"/>
-          <w:b/>
-          <w:sz w:val="20"/>
-          <w:szCs w:val="20"/>
-        </w:rPr>
-        <w:t xml:space="preserve"> </w:t>
-      </w:r>
-      <w:r>
-        <w:rPr>
-          <w:rFonts w:ascii="Times New Roman" w:hAnsi="Times New Roman" w:cs="Times New Roman"/>
-          <w:b/>
-          <w:sz w:val="20"/>
-          <w:szCs w:val="20"/>
-        </w:rPr>
-        <w:t>02.08.2025г</w:t>
+        <w:t xml:space="preserve">Отчёт строительного контроля по подрядчику АО «Сибитек» за </w:t>
       </w:r>
     </w:p>
     <w:p>
